--- a/Шаблон-а5-рукопис.docx
+++ b/Шаблон-а5-рукопис.docx
@@ -9,6 +9,8 @@
           <w:lang w:val="ru-RU" w:eastAsia="zh-CN"/>
         </w:rPr>
       </w:pPr>
+      <w:bookmarkStart w:id="0" w:name="_GoBack"/>
+      <w:bookmarkEnd w:id="0"/>
     </w:p>
     <w:p>
       <w:pPr>
@@ -6346,16 +6348,7 @@
           <w:rFonts w:hint="default"/>
           <w:lang w:val="ru-RU" w:eastAsia="zh-CN"/>
         </w:rPr>
-        <w:t xml:space="preserve">—Дело длинное, Авдотья Романовна. Тут, как бы вам это выразить, своего рода теория, то же самое дело, по которому я нахожу, например, что единичное злодейство позволительно, если главная цель хороша. Единственное зло и сто добрых дел! Оно тоже, конечно, обидно для молодого человека с достоинствами и с самолюбием непомерным знать, что были бы, </w:t>
-      </w:r>
-      <w:bookmarkStart w:id="0" w:name="_GoBack"/>
-      <w:bookmarkEnd w:id="0"/>
-      <w:r>
-        <w:rPr>
-          <w:rFonts w:hint="default"/>
-          <w:lang w:val="ru-RU" w:eastAsia="zh-CN"/>
-        </w:rPr>
-        <w:t>например, всего только тысячи три, и вся карьера, все будущее в его жизненной цели формируется иначе, а между тем нет этих трех тысяч. Прибавьте к этому раздражение от голода, от тесной квартиры, от рубища, от яркого сознания красоты своего социального положения, а вместе с тем положения сестры и матери. Пуще же всего тщеславие, гордость и тщеславие, а впрочем, бог его знает, может, и при хороших наклонностях… Я ведь его не виню, не думайте, пожалуйста; да и не мое дело. Тут была тоже одна собственная теорийка,— так себе теория,— по которой люди разделяются, видите ли, на материал и на особенных людей, то есть на таких людей, для которых, по их высокому положению, закон не писан а, напротив, которые сами сочиняют законы остальным людям, материалу-то, сору-то. Ничего, так себе теорийка; une theorie comme une autre. Наполеон его ужасно увлек, то есть, собственно, увлекло его то, что очень многие гениальные люди на единичное зло не смотрели, а шагали через, не задумываясь. Он, кажется, вообразил себе, что и он гениальный человек,— то есть был в том некоторое время уверен. Он очень страдал и теперь страдает от мысли, что теорию-то сочинить он умел, а перешагнуть-то, не задумываясь, и не в состоянии, стало быть человек не гениальный. Ну, а уж это для молодого человека с самолюбием и унизительно, в наш век-то особенно…</w:t>
+        <w:t>—Дело длинное, Авдотья Романовна. Тут, как бы вам это выразить, своего рода теория, то же самое дело, по которому я нахожу, например, что единичное злодейство позволительно, если главная цель хороша. Единственное зло и сто добрых дел! Оно тоже, конечно, обидно для молодого человека с достоинствами и с самолюбием непомерным знать, что были бы, например, всего только тысячи три, и вся карьера, все будущее в его жизненной цели формируется иначе, а между тем нет этих трех тысяч. Прибавьте к этому раздражение от голода, от тесной квартиры, от рубища, от яркого сознания красоты своего социального положения, а вместе с тем положения сестры и матери. Пуще же всего тщеславие, гордость и тщеславие, а впрочем, бог его знает, может, и при хороших наклонностях… Я ведь его не виню, не думайте, пожалуйста; да и не мое дело. Тут была тоже одна собственная теорийка,— так себе теория,— по которой люди разделяются, видите ли, на материал и на особенных людей, то есть на таких людей, для которых, по их высокому положению, закон не писан а, напротив, которые сами сочиняют законы остальным людям, материалу-то, сору-то. Ничего, так себе теорийка; une theorie comme une autre. Наполеон его ужасно увлек, то есть, собственно, увлекло его то, что очень многие гениальные люди на единичное зло не смотрели, а шагали через, не задумываясь. Он, кажется, вообразил себе, что и он гениальный человек,— то есть был в том некоторое время уверен. Он очень страдал и теперь страдает от мысли, что теорию-то сочинить он умел, а перешагнуть-то, не задумываясь, и не в состоянии, стало быть человек не гениальный. Ну, а уж это для молодого человека с самолюбием и унизительно, в наш век-то особенно…</w:t>
       </w:r>
     </w:p>
     <w:p>
@@ -7018,7 +7011,7 @@
       <w:headerReference r:id="rId3" w:type="default"/>
       <w:footerReference r:id="rId4" w:type="default"/>
       <w:pgSz w:w="8419" w:h="11906" w:orient="landscape"/>
-      <w:pgMar w:top="567" w:right="567" w:bottom="567" w:left="567" w:header="720" w:footer="720" w:gutter="1134"/>
+      <w:pgMar w:top="567" w:right="567" w:bottom="567" w:left="567" w:header="720" w:footer="720" w:gutter="567"/>
       <w:paperSrc/>
       <w:pgNumType w:fmt="decimal"/>
       <w:cols w:space="0" w:num="1"/>
